--- a/Completed_Assessment_AI_Developer.docx
+++ b/Completed_Assessment_AI_Developer.docx
@@ -307,7 +307,7 @@
     </w:p>
     <w:p>
       <w:r>
-        <w:t>I'd build a workflow using Make.com (formerly Integromat). It would catch incoming Typeform submissions, send the raw text to a Cloudflare Worker AI to categorize the lead quality and urgency, and then create a contact/ticket in HubSpot. If the AI flags the urgency as "High", the workflow also shoots a webhook to Slack to ping the sales team. Make is great because it handles OAuth and API authentication super easily, preventing you from writing custom boilerplate code for API connections.</w:t>
+        <w:t>I'd build a workflow using n8n. It would catch incoming Typeform submissions, send the raw text to a Cloudflare Worker AI to categorize the lead quality and urgency, and then create a contact/ticket in HubSpot. If the AI flags the urgency as "High", the n8n workflow also shoots a webhook to Slack to ping the sales team. n8n is great because it's node-based, self-hostable if needed, and handles complex branching logic and API authentication much better than writing custom boilerplate code.</w:t>
       </w:r>
     </w:p>
     <w:p/>
